--- a/lexdraft-engine/templates/shared/s138_complaint.docx
+++ b/lexdraft-engine/templates/shared/s138_complaint.docx
@@ -280,7 +280,7 @@
           <w:b w:val="0"/>
           <w:u w:val="none"/>
         </w:rPr>
-        <w:t>The Complainant humbly submits that the Complainant is the {% if is_holder_in_due_course %}holder in due course{% else %}payee{% endif %} and holder of the cheque(s) hereinafter described, and that {{ debt_slot }}. The said goods were delivered to and duly received and accepted by the Accused without any protest or objection, the said transactions being credit in nature, and there thereby arose a legally enforceable debt and liability payable by the Accused to the Complainant.</w:t>
+        <w:t>The Complainant humbly submits that the Complainant is the {% if is_holder_in_due_course %}holder in due course{% else %}payee{% endif %} and holder of the cheque(s) hereinafter described, and that {{ debt_slot }}.{% if debt_is_goods %} The said goods were delivered to and duly received and accepted by the Accused without any protest or objection, the said transactions being credit in nature, and there thereby arose a legally enforceable debt and liability payable by the Accused to the Complainant.{% else %} There thereby arose a legally enforceable debt and liability payable by the Accused to the Complainant.{% endif %}</w:t>
       </w:r>
     </w:p>
     <w:p>
